--- a/Courses/Software-Sciences/IT-Module-3-Web-Design/18-CMS-Intro-to-WordPress/18-CMS-Intro-to-WordPress-Exercises.docx
+++ b/Courses/Software-Sciences/IT-Module-3-Web-Design/18-CMS-Intro-to-WordPress/18-CMS-Intro-to-WordPress-Exercises.docx
@@ -100,7 +100,7 @@
           <w:noProof/>
         </w:rPr>
         <w:drawing>
-          <wp:inline distT="0" distB="0" distL="0" distR="0" wp14:anchorId="73F5C6D6" wp14:editId="6A7D20E1">
+          <wp:inline distT="0" distB="0" distL="0" distR="0" wp14:anchorId="73F5C6D6" wp14:editId="01055585">
             <wp:extent cx="1065886" cy="497260"/>
             <wp:effectExtent l="0" t="0" r="1270" b="0"/>
             <wp:docPr id="470543985" name="Picture 1"/>
@@ -551,30 +551,13 @@
         <w:rPr>
           <w:lang w:val="bg-BG"/>
         </w:rPr>
-        <w:t xml:space="preserve"> и настройте основата на уеб сайта </w:t>
-      </w:r>
-      <w:r>
-        <w:rPr>
-          <w:b/>
-          <w:bCs/>
-          <w:lang w:val="bg-BG"/>
-        </w:rPr>
-        <w:t>"</w:t>
-      </w:r>
-      <w:r>
-        <w:rPr>
-          <w:b/>
-          <w:lang w:val="bg-BG"/>
-        </w:rPr>
-        <w:t>Книжни светове</w:t>
-      </w:r>
-      <w:r>
-        <w:rPr>
-          <w:b/>
-          <w:bCs/>
-          <w:lang w:val="bg-BG"/>
-        </w:rPr>
-        <w:t>"</w:t>
+        <w:t xml:space="preserve"> </w:t>
+      </w:r>
+      <w:r>
+        <w:rPr>
+          <w:lang w:val="bg-BG"/>
+        </w:rPr>
+        <w:t>уеб сайт по избор</w:t>
       </w:r>
       <w:r>
         <w:rPr>
@@ -712,29 +695,36 @@
         <w:t xml:space="preserve"> Следвайте стъпките за създаване на профил.</w:t>
       </w:r>
     </w:p>
+    <w:p/>
     <w:p>
+      <w:pPr>
+        <w:spacing w:before="40" w:after="100"/>
+        <w:rPr>
+          <w:lang w:val="bg-BG"/>
+        </w:rPr>
+      </w:pPr>
       <w:r>
         <w:rPr>
           <w:noProof/>
         </w:rPr>
         <w:drawing>
-          <wp:anchor distT="0" distB="0" distL="114300" distR="114300" simplePos="0" relativeHeight="251660288" behindDoc="1" locked="0" layoutInCell="1" allowOverlap="1" wp14:anchorId="43F9BE86" wp14:editId="20D689DE">
+          <wp:anchor distT="0" distB="0" distL="114300" distR="114300" simplePos="0" relativeHeight="251660288" behindDoc="1" locked="0" layoutInCell="1" allowOverlap="1" wp14:anchorId="43F9BE86" wp14:editId="05113AB1">
             <wp:simplePos x="0" y="0"/>
             <wp:positionH relativeFrom="column">
-              <wp:posOffset>3745865</wp:posOffset>
+              <wp:posOffset>3749040</wp:posOffset>
             </wp:positionH>
             <wp:positionV relativeFrom="paragraph">
-              <wp:posOffset>216535</wp:posOffset>
+              <wp:posOffset>25400</wp:posOffset>
             </wp:positionV>
-            <wp:extent cx="2860675" cy="2407920"/>
-            <wp:effectExtent l="12700" t="12700" r="9525" b="17780"/>
+            <wp:extent cx="2860675" cy="2145030"/>
+            <wp:effectExtent l="12700" t="12700" r="9525" b="13970"/>
             <wp:wrapTight wrapText="bothSides">
               <wp:wrapPolygon edited="0">
-                <wp:start x="-96" y="-114"/>
-                <wp:lineTo x="-96" y="21646"/>
-                <wp:lineTo x="21576" y="21646"/>
-                <wp:lineTo x="21576" y="-114"/>
-                <wp:lineTo x="-96" y="-114"/>
+                <wp:start x="-96" y="-128"/>
+                <wp:lineTo x="-96" y="21613"/>
+                <wp:lineTo x="21576" y="21613"/>
+                <wp:lineTo x="21576" y="-128"/>
+                <wp:lineTo x="-96" y="-128"/>
               </wp:wrapPolygon>
             </wp:wrapTight>
             <wp:docPr id="902186245" name="Picture 4"/>
@@ -763,7 +753,7 @@
                   <pic:spPr>
                     <a:xfrm>
                       <a:off x="0" y="0"/>
-                      <a:ext cx="2860675" cy="2407920"/>
+                      <a:ext cx="2860675" cy="2145030"/>
                     </a:xfrm>
                     <a:prstGeom prst="rect">
                       <a:avLst/>
@@ -788,14 +778,6 @@
           </wp:anchor>
         </w:drawing>
       </w:r>
-    </w:p>
-    <w:p>
-      <w:pPr>
-        <w:spacing w:before="40" w:after="100"/>
-        <w:rPr>
-          <w:lang w:val="bg-BG"/>
-        </w:rPr>
-      </w:pPr>
       <w:r>
         <w:rPr>
           <w:noProof/>
@@ -1691,6 +1673,9 @@
         </w:rPr>
       </w:pPr>
       <w:r>
+        <w:rPr>
+          <w:noProof/>
+        </w:rPr>
         <w:drawing>
           <wp:anchor distT="0" distB="0" distL="114300" distR="114300" simplePos="0" relativeHeight="251663360" behindDoc="0" locked="0" layoutInCell="1" allowOverlap="1" wp14:anchorId="42A5CF4B" wp14:editId="5E1D96D5">
             <wp:simplePos x="0" y="0"/>
@@ -1793,6 +1778,9 @@
         </w:rPr>
       </w:pPr>
       <w:r>
+        <w:rPr>
+          <w:noProof/>
+        </w:rPr>
         <w:drawing>
           <wp:anchor distT="0" distB="0" distL="114300" distR="114300" simplePos="0" relativeHeight="251664384" behindDoc="0" locked="0" layoutInCell="1" allowOverlap="1" wp14:anchorId="3622F552" wp14:editId="1C8F6E6E">
             <wp:simplePos x="0" y="0"/>
@@ -2022,36 +2010,7 @@
         <w:rPr>
           <w:lang w:val="bg-BG"/>
         </w:rPr>
-        <w:t xml:space="preserve">Проверете дали се показва заглавието </w:t>
-      </w:r>
-      <w:r>
-        <w:rPr>
-          <w:b/>
-          <w:bCs/>
-          <w:lang w:val="bg-BG"/>
-        </w:rPr>
-        <w:t>"</w:t>
-      </w:r>
-      <w:r>
-        <w:rPr>
-          <w:b/>
-          <w:lang w:val="bg-BG"/>
-        </w:rPr>
-        <w:t>Книжни светове</w:t>
-      </w:r>
-      <w:r>
-        <w:rPr>
-          <w:b/>
-          <w:bCs/>
-          <w:lang w:val="bg-BG"/>
-        </w:rPr>
-        <w:t>"</w:t>
-      </w:r>
-      <w:r>
-        <w:rPr>
-          <w:lang w:val="bg-BG"/>
-        </w:rPr>
-        <w:t xml:space="preserve"> и дали адресът завършва на </w:t>
+        <w:t xml:space="preserve">Проверете дали се показва заглавието и дали адресът завършва на </w:t>
       </w:r>
       <w:r>
         <w:rPr>
@@ -5914,6 +5873,7 @@
   <w:style w:type="character" w:default="1" w:styleId="DefaultParagraphFont">
     <w:name w:val="Default Paragraph Font"/>
     <w:uiPriority w:val="1"/>
+    <w:semiHidden/>
     <w:unhideWhenUsed/>
   </w:style>
   <w:style w:type="table" w:default="1" w:styleId="TableNormal">

--- a/Courses/Software-Sciences/IT-Module-3-Web-Design/18-CMS-Intro-to-WordPress/18-CMS-Intro-to-WordPress-Exercises.docx
+++ b/Courses/Software-Sciences/IT-Module-3-Web-Design/18-CMS-Intro-to-WordPress/18-CMS-Intro-to-WordPress-Exercises.docx
@@ -100,9 +100,9 @@
           <w:noProof/>
         </w:rPr>
         <w:drawing>
-          <wp:inline distT="0" distB="0" distL="0" distR="0" wp14:anchorId="73F5C6D6" wp14:editId="01055585">
-            <wp:extent cx="1065886" cy="497260"/>
-            <wp:effectExtent l="0" t="0" r="1270" b="0"/>
+          <wp:inline distT="0" distB="0" distL="0" distR="0" wp14:anchorId="73F5C6D6" wp14:editId="4932A885">
+            <wp:extent cx="1065886" cy="477023"/>
+            <wp:effectExtent l="0" t="0" r="1270" b="5715"/>
             <wp:docPr id="470543985" name="Picture 1"/>
             <wp:cNvGraphicFramePr>
               <a:graphicFrameLocks xmlns:a="http://schemas.openxmlformats.org/drawingml/2006/main" noChangeAspect="1"/>
@@ -131,7 +131,7 @@
                   <pic:spPr bwMode="auto">
                     <a:xfrm>
                       <a:off x="0" y="0"/>
-                      <a:ext cx="1065886" cy="497260"/>
+                      <a:ext cx="1065886" cy="477023"/>
                     </a:xfrm>
                     <a:prstGeom prst="rect">
                       <a:avLst/>
